--- a/klagomål/A 5346-2025 FSC-klagomål.docx
+++ b/klagomål/A 5346-2025 FSC-klagomål.docx
@@ -286,7 +286,7 @@
     </w:p>
     <w:p>
       <w:r>
-        <w:t>I det avverkningsanmälda området finns 2 fyndplatser för knärot registrerade på Artportalen. Figur 2 visar gränserna för buffertzoner på 50 m, som behöver lämnas kring fyndplatserna för att knärotslokalerna inte ska försvinna vid en avverkning. Av det avverkningsanmälda området överlappar 0.79 ha med buffertzonerna och får av detta skäl inte avverkas.</w:t>
+        <w:t>I det avverkningsanmälda området finns 5 fyndplatser för knärot registrerade på Artportalen. Figur 2 visar gränserna för buffertzoner på 50 m, som behöver lämnas kring fyndplatserna för att knärotslokalerna inte ska försvinna vid en avverkning. Av det avverkningsanmälda området överlappar 0.88 ha med buffertzonerna och får av detta skäl inte avverkas.</w:t>
       </w:r>
     </w:p>
     <w:p>
@@ -975,7 +975,7 @@
     <w:r>
       <w:tab/>
       <w:tab/>
-      <w:t>2025-03-20</w:t>
+      <w:t>2025-03-21</w:t>
       <w:br/>
       <w:br/>
     </w:r>

--- a/klagomål/A 5346-2025 FSC-klagomål.docx
+++ b/klagomål/A 5346-2025 FSC-klagomål.docx
@@ -975,7 +975,7 @@
     <w:r>
       <w:tab/>
       <w:tab/>
-      <w:t>2025-03-21</w:t>
+      <w:t>2025-03-22</w:t>
       <w:br/>
       <w:br/>
     </w:r>

--- a/klagomål/A 5346-2025 FSC-klagomål.docx
+++ b/klagomål/A 5346-2025 FSC-klagomål.docx
@@ -975,7 +975,7 @@
     <w:r>
       <w:tab/>
       <w:tab/>
-      <w:t>2025-03-22</w:t>
+      <w:t>2025-03-23</w:t>
       <w:br/>
       <w:br/>
     </w:r>

--- a/klagomål/A 5346-2025 FSC-klagomål.docx
+++ b/klagomål/A 5346-2025 FSC-klagomål.docx
@@ -975,7 +975,7 @@
     <w:r>
       <w:tab/>
       <w:tab/>
-      <w:t>2025-03-23</w:t>
+      <w:t>2025-03-24</w:t>
       <w:br/>
       <w:br/>
     </w:r>

--- a/klagomål/A 5346-2025 FSC-klagomål.docx
+++ b/klagomål/A 5346-2025 FSC-klagomål.docx
@@ -975,7 +975,7 @@
     <w:r>
       <w:tab/>
       <w:tab/>
-      <w:t>2025-03-24</w:t>
+      <w:t>2025-03-25</w:t>
       <w:br/>
       <w:br/>
     </w:r>

--- a/klagomål/A 5346-2025 FSC-klagomål.docx
+++ b/klagomål/A 5346-2025 FSC-klagomål.docx
@@ -975,7 +975,7 @@
     <w:r>
       <w:tab/>
       <w:tab/>
-      <w:t>2025-03-25</w:t>
+      <w:t>2025-03-26</w:t>
       <w:br/>
       <w:br/>
     </w:r>

--- a/klagomål/A 5346-2025 FSC-klagomål.docx
+++ b/klagomål/A 5346-2025 FSC-klagomål.docx
@@ -975,7 +975,7 @@
     <w:r>
       <w:tab/>
       <w:tab/>
-      <w:t>2025-03-26</w:t>
+      <w:t>2025-03-27</w:t>
       <w:br/>
       <w:br/>
     </w:r>

--- a/klagomål/A 5346-2025 FSC-klagomål.docx
+++ b/klagomål/A 5346-2025 FSC-klagomål.docx
@@ -975,7 +975,7 @@
     <w:r>
       <w:tab/>
       <w:tab/>
-      <w:t>2025-03-27</w:t>
+      <w:t>2025-03-28</w:t>
       <w:br/>
       <w:br/>
     </w:r>

--- a/klagomål/A 5346-2025 FSC-klagomål.docx
+++ b/klagomål/A 5346-2025 FSC-klagomål.docx
@@ -975,7 +975,7 @@
     <w:r>
       <w:tab/>
       <w:tab/>
-      <w:t>2025-03-28</w:t>
+      <w:t>2025-03-29</w:t>
       <w:br/>
       <w:br/>
     </w:r>

--- a/klagomål/A 5346-2025 FSC-klagomål.docx
+++ b/klagomål/A 5346-2025 FSC-klagomål.docx
@@ -975,7 +975,7 @@
     <w:r>
       <w:tab/>
       <w:tab/>
-      <w:t>2025-04-02</w:t>
+      <w:t>2025-04-03</w:t>
       <w:br/>
       <w:br/>
     </w:r>

--- a/klagomål/A 5346-2025 FSC-klagomål.docx
+++ b/klagomål/A 5346-2025 FSC-klagomål.docx
@@ -975,7 +975,7 @@
     <w:r>
       <w:tab/>
       <w:tab/>
-      <w:t>2025-04-03</w:t>
+      <w:t>2025-04-05</w:t>
       <w:br/>
       <w:br/>
     </w:r>

--- a/klagomål/A 5346-2025 FSC-klagomål.docx
+++ b/klagomål/A 5346-2025 FSC-klagomål.docx
@@ -975,7 +975,7 @@
     <w:r>
       <w:tab/>
       <w:tab/>
-      <w:t>2025-04-05</w:t>
+      <w:t>2025-04-06</w:t>
       <w:br/>
       <w:br/>
     </w:r>

--- a/klagomål/A 5346-2025 FSC-klagomål.docx
+++ b/klagomål/A 5346-2025 FSC-klagomål.docx
@@ -975,7 +975,7 @@
     <w:r>
       <w:tab/>
       <w:tab/>
-      <w:t>2025-04-06</w:t>
+      <w:t>2025-04-07</w:t>
       <w:br/>
       <w:br/>
     </w:r>

--- a/klagomål/A 5346-2025 FSC-klagomål.docx
+++ b/klagomål/A 5346-2025 FSC-klagomål.docx
@@ -975,7 +975,7 @@
     <w:r>
       <w:tab/>
       <w:tab/>
-      <w:t>2025-04-07</w:t>
+      <w:t>2025-04-08</w:t>
       <w:br/>
       <w:br/>
     </w:r>

--- a/klagomål/A 5346-2025 FSC-klagomål.docx
+++ b/klagomål/A 5346-2025 FSC-klagomål.docx
@@ -975,7 +975,7 @@
     <w:r>
       <w:tab/>
       <w:tab/>
-      <w:t>2025-04-08</w:t>
+      <w:t>2025-04-09</w:t>
       <w:br/>
       <w:br/>
     </w:r>

--- a/klagomål/A 5346-2025 FSC-klagomål.docx
+++ b/klagomål/A 5346-2025 FSC-klagomål.docx
@@ -247,6 +247,35 @@
       </w:r>
     </w:p>
     <w:p>
+      <w:r>
+        <w:rPr>
+          <w:b/>
+        </w:rPr>
+        <w:t>Ullticka (NT)</w:t>
+      </w:r>
+      <w:r>
+        <w:t xml:space="preserve"> är knuten till restbestånd av barrnaturskog och förekommer med ett tydligt optimum i orörda eller måttligt påverkade gamla granskogar där det föreligger viss kontinuitet av grov död ved. Ullticka är en bra signalart inom hela sitt utbredningsområde och i södra Sverige är den sällsynt och en god signalart för skyddsvärda granskogsmiljöer. Den hotas av avverkning och fragmentering av naturskog och äldre granskog med lång trädkontinuitet. På ullticka kan ibland ulltickeporing (VU) påträffas - det är en sällsynt ticka som nyligen delats upp i tre olika arter: </w:t>
+      </w:r>
+      <w:r>
+        <w:rPr>
+          <w:i/>
+        </w:rPr>
+        <w:t xml:space="preserve">Skeletocutis brevispora </w:t>
+      </w:r>
+      <w:r>
+        <w:t>(ulltickeporing)</w:t>
+      </w:r>
+      <w:r>
+        <w:rPr>
+          <w:i/>
+        </w:rPr>
+        <w:t>, Skeletocutis delicata och Skeletocutis exilis</w:t>
+      </w:r>
+      <w:r>
+        <w:t>. De två sistnämnda arterna står för närvarande (2020) som ej bedömda i rödlistan (SLU Artdatabanken, 2024; Nitare &amp; Skogsstyrelsen, 2019; Miettinen &amp; Niemelä, 2018).</w:t>
+      </w:r>
+    </w:p>
+    <w:p>
       <w:pPr>
         <w:pStyle w:val="Heading1"/>
       </w:pPr>
@@ -748,7 +777,7 @@
         <w:t xml:space="preserve">Level and pattern of overstory retention interact to shape long-term responses of understories to timber harvest. </w:t>
       </w:r>
       <w:r>
-        <w:t xml:space="preserve">Ecological Applications, 22, 2049–2064 </w:t>
+        <w:t>Ecological Applications, 22, 2049–2064</w:t>
       </w:r>
     </w:p>
     <w:p>
@@ -817,12 +846,12 @@
     </w:p>
     <w:p>
       <w:r>
-        <w:t>Tjäder (§4) är en utpräglad skogsfågel knuten till större sammanhängande barrskogsområden. Tupparna och hönorna utnyttjar till viss del olika miljöer, och habitatvalet varierar dessutom mellan olika delar av året. För att det ska finnas livskraftiga tjäderbestånd krävs funktionella skogslandskap med en blandning av uppvuxen, gles och luckig skog, täta sumpskogar, myrar och andra små våtmarker.</w:t>
+        <w:t>Tjäder (§4) är en utpräglad skogsfågel knuten till större sammanhängande barrskogsområden. Tupparna och hönorna utnyttjar till viss del olika miljöer, och habitatvalet varierar dessutom mellan olika delar av året. För att det ska finnas livskraftiga tjäderbestånd krävs funktionella skogslandskap med en blandning av uppvuxen, gles och luckig skog, täta sumpskogar, myrar och andra små våtmarker (Skogsstyrelsen, 2019).</w:t>
       </w:r>
     </w:p>
     <w:p>
       <w:r>
-        <w:t>Arten försvinner när skogen fragmenteras och den sammanlagda arealen hyggen och andra öppna områden blir för stor. Ett småskaligt och försiktigt virkesuttag genom hyggesfria metoder kan i vissa fall vara möjligt i området inom 200 m från lekcentrum. Längre ut från lekcentrum, inom 200–500 m bör den avverkade ytan inte överskrida 1 hektar för att undvika alltför stora och snabba förändringar.</w:t>
+        <w:t>Arten försvinner när skogen fragmenteras och den sammanlagda arealen hyggen och andra öppna områden blir för stor. Ett småskaligt och försiktigt virkesuttag genom hyggesfria metoder kan i vissa fall vara möjligt i området inom 200 m från lekcentrum. Längre ut från lekcentrum, inom 200–500 m bör den avverkade ytan inte överskrida 1 hektar för att undvika alltför stora och snabba förändringar (Skogsstyrelsen, 2019).</w:t>
       </w:r>
     </w:p>
     <w:p>
@@ -975,7 +1004,7 @@
     <w:r>
       <w:tab/>
       <w:tab/>
-      <w:t>2025-04-09</w:t>
+      <w:t>2025-04-10</w:t>
       <w:br/>
       <w:br/>
     </w:r>

--- a/klagomål/A 5346-2025 FSC-klagomål.docx
+++ b/klagomål/A 5346-2025 FSC-klagomål.docx
@@ -1004,7 +1004,7 @@
     <w:r>
       <w:tab/>
       <w:tab/>
-      <w:t>2025-04-10</w:t>
+      <w:t>2025-04-11</w:t>
       <w:br/>
       <w:br/>
     </w:r>

--- a/klagomål/A 5346-2025 FSC-klagomål.docx
+++ b/klagomål/A 5346-2025 FSC-klagomål.docx
@@ -1004,7 +1004,7 @@
     <w:r>
       <w:tab/>
       <w:tab/>
-      <w:t>2025-04-11</w:t>
+      <w:t>2025-04-12</w:t>
       <w:br/>
       <w:br/>
     </w:r>

--- a/klagomål/A 5346-2025 FSC-klagomål.docx
+++ b/klagomål/A 5346-2025 FSC-klagomål.docx
@@ -1004,7 +1004,7 @@
     <w:r>
       <w:tab/>
       <w:tab/>
-      <w:t>2025-04-12</w:t>
+      <w:t>2025-04-13</w:t>
       <w:br/>
       <w:br/>
     </w:r>

--- a/klagomål/A 5346-2025 FSC-klagomål.docx
+++ b/klagomål/A 5346-2025 FSC-klagomål.docx
@@ -1004,7 +1004,7 @@
     <w:r>
       <w:tab/>
       <w:tab/>
-      <w:t>2025-04-13</w:t>
+      <w:t>2025-04-14</w:t>
       <w:br/>
       <w:br/>
     </w:r>

--- a/klagomål/A 5346-2025 FSC-klagomål.docx
+++ b/klagomål/A 5346-2025 FSC-klagomål.docx
@@ -1004,7 +1004,7 @@
     <w:r>
       <w:tab/>
       <w:tab/>
-      <w:t>2025-04-14</w:t>
+      <w:t>2025-04-15</w:t>
       <w:br/>
       <w:br/>
     </w:r>

--- a/klagomål/A 5346-2025 FSC-klagomål.docx
+++ b/klagomål/A 5346-2025 FSC-klagomål.docx
@@ -1004,7 +1004,7 @@
     <w:r>
       <w:tab/>
       <w:tab/>
-      <w:t>2025-04-15</w:t>
+      <w:t>2025-04-16</w:t>
       <w:br/>
       <w:br/>
     </w:r>

--- a/klagomål/A 5346-2025 FSC-klagomål.docx
+++ b/klagomål/A 5346-2025 FSC-klagomål.docx
@@ -1004,7 +1004,7 @@
     <w:r>
       <w:tab/>
       <w:tab/>
-      <w:t>2025-04-16</w:t>
+      <w:t>2025-04-17</w:t>
       <w:br/>
       <w:br/>
     </w:r>

--- a/klagomål/A 5346-2025 FSC-klagomål.docx
+++ b/klagomål/A 5346-2025 FSC-klagomål.docx
@@ -1004,7 +1004,7 @@
     <w:r>
       <w:tab/>
       <w:tab/>
-      <w:t>2025-04-17</w:t>
+      <w:t>2025-04-18</w:t>
       <w:br/>
       <w:br/>
     </w:r>

--- a/klagomål/A 5346-2025 FSC-klagomål.docx
+++ b/klagomål/A 5346-2025 FSC-klagomål.docx
@@ -1004,7 +1004,7 @@
     <w:r>
       <w:tab/>
       <w:tab/>
-      <w:t>2025-04-18</w:t>
+      <w:t>2025-04-19</w:t>
       <w:br/>
       <w:br/>
     </w:r>

--- a/klagomål/A 5346-2025 FSC-klagomål.docx
+++ b/klagomål/A 5346-2025 FSC-klagomål.docx
@@ -1004,7 +1004,7 @@
     <w:r>
       <w:tab/>
       <w:tab/>
-      <w:t>2025-05-03</w:t>
+      <w:t>2025-05-04</w:t>
       <w:br/>
       <w:br/>
     </w:r>

--- a/klagomål/A 5346-2025 FSC-klagomål.docx
+++ b/klagomål/A 5346-2025 FSC-klagomål.docx
@@ -1004,7 +1004,7 @@
     <w:r>
       <w:tab/>
       <w:tab/>
-      <w:t>2025-05-04</w:t>
+      <w:t>2025-05-06</w:t>
       <w:br/>
       <w:br/>
     </w:r>

--- a/klagomål/A 5346-2025 FSC-klagomål.docx
+++ b/klagomål/A 5346-2025 FSC-klagomål.docx
@@ -1004,7 +1004,7 @@
     <w:r>
       <w:tab/>
       <w:tab/>
-      <w:t>2025-05-06</w:t>
+      <w:t>2025-05-07</w:t>
       <w:br/>
       <w:br/>
     </w:r>

--- a/klagomål/A 5346-2025 FSC-klagomål.docx
+++ b/klagomål/A 5346-2025 FSC-klagomål.docx
@@ -1004,7 +1004,7 @@
     <w:r>
       <w:tab/>
       <w:tab/>
-      <w:t>2025-05-07</w:t>
+      <w:t>2025-05-08</w:t>
       <w:br/>
       <w:br/>
     </w:r>

--- a/klagomål/A 5346-2025 FSC-klagomål.docx
+++ b/klagomål/A 5346-2025 FSC-klagomål.docx
@@ -1004,7 +1004,7 @@
     <w:r>
       <w:tab/>
       <w:tab/>
-      <w:t>2025-05-08</w:t>
+      <w:t>2025-05-09</w:t>
       <w:br/>
       <w:br/>
     </w:r>

--- a/klagomål/A 5346-2025 FSC-klagomål.docx
+++ b/klagomål/A 5346-2025 FSC-klagomål.docx
@@ -1004,7 +1004,7 @@
     <w:r>
       <w:tab/>
       <w:tab/>
-      <w:t>2025-05-09</w:t>
+      <w:t>2025-05-10</w:t>
       <w:br/>
       <w:br/>
     </w:r>

--- a/klagomål/A 5346-2025 FSC-klagomål.docx
+++ b/klagomål/A 5346-2025 FSC-klagomål.docx
@@ -1004,7 +1004,7 @@
     <w:r>
       <w:tab/>
       <w:tab/>
-      <w:t>2025-05-10</w:t>
+      <w:t>2025-05-11</w:t>
       <w:br/>
       <w:br/>
     </w:r>

--- a/klagomål/A 5346-2025 FSC-klagomål.docx
+++ b/klagomål/A 5346-2025 FSC-klagomål.docx
@@ -1004,7 +1004,7 @@
     <w:r>
       <w:tab/>
       <w:tab/>
-      <w:t>2025-05-11</w:t>
+      <w:t>2025-05-12</w:t>
       <w:br/>
       <w:br/>
     </w:r>

--- a/klagomål/A 5346-2025 FSC-klagomål.docx
+++ b/klagomål/A 5346-2025 FSC-klagomål.docx
@@ -1004,7 +1004,7 @@
     <w:r>
       <w:tab/>
       <w:tab/>
-      <w:t>2025-05-12</w:t>
+      <w:t>2025-05-13</w:t>
       <w:br/>
       <w:br/>
     </w:r>

--- a/klagomål/A 5346-2025 FSC-klagomål.docx
+++ b/klagomål/A 5346-2025 FSC-klagomål.docx
@@ -1004,7 +1004,7 @@
     <w:r>
       <w:tab/>
       <w:tab/>
-      <w:t>2025-05-13</w:t>
+      <w:t>2025-05-14</w:t>
       <w:br/>
       <w:br/>
     </w:r>

--- a/klagomål/A 5346-2025 FSC-klagomål.docx
+++ b/klagomål/A 5346-2025 FSC-klagomål.docx
@@ -1004,7 +1004,7 @@
     <w:r>
       <w:tab/>
       <w:tab/>
-      <w:t>2025-05-14</w:t>
+      <w:t>2025-05-15</w:t>
       <w:br/>
       <w:br/>
     </w:r>

--- a/klagomål/A 5346-2025 FSC-klagomål.docx
+++ b/klagomål/A 5346-2025 FSC-klagomål.docx
@@ -1004,7 +1004,7 @@
     <w:r>
       <w:tab/>
       <w:tab/>
-      <w:t>2025-05-15</w:t>
+      <w:t>2025-05-16</w:t>
       <w:br/>
       <w:br/>
     </w:r>

--- a/klagomål/A 5346-2025 FSC-klagomål.docx
+++ b/klagomål/A 5346-2025 FSC-klagomål.docx
@@ -1004,7 +1004,7 @@
     <w:r>
       <w:tab/>
       <w:tab/>
-      <w:t>2025-05-16</w:t>
+      <w:t>2025-05-17</w:t>
       <w:br/>
       <w:br/>
     </w:r>

--- a/klagomål/A 5346-2025 FSC-klagomål.docx
+++ b/klagomål/A 5346-2025 FSC-klagomål.docx
@@ -1004,7 +1004,7 @@
     <w:r>
       <w:tab/>
       <w:tab/>
-      <w:t>2025-05-17</w:t>
+      <w:t>2025-05-18</w:t>
       <w:br/>
       <w:br/>
     </w:r>

--- a/klagomål/A 5346-2025 FSC-klagomål.docx
+++ b/klagomål/A 5346-2025 FSC-klagomål.docx
@@ -1004,7 +1004,7 @@
     <w:r>
       <w:tab/>
       <w:tab/>
-      <w:t>2025-05-18</w:t>
+      <w:t>2025-05-19</w:t>
       <w:br/>
       <w:br/>
     </w:r>

--- a/klagomål/A 5346-2025 FSC-klagomål.docx
+++ b/klagomål/A 5346-2025 FSC-klagomål.docx
@@ -1004,7 +1004,7 @@
     <w:r>
       <w:tab/>
       <w:tab/>
-      <w:t>2025-05-19</w:t>
+      <w:t>2025-05-20</w:t>
       <w:br/>
       <w:br/>
     </w:r>

--- a/klagomål/A 5346-2025 FSC-klagomål.docx
+++ b/klagomål/A 5346-2025 FSC-klagomål.docx
@@ -1004,7 +1004,7 @@
     <w:r>
       <w:tab/>
       <w:tab/>
-      <w:t>2025-05-20</w:t>
+      <w:t>2025-05-21</w:t>
       <w:br/>
       <w:br/>
     </w:r>

--- a/klagomål/A 5346-2025 FSC-klagomål.docx
+++ b/klagomål/A 5346-2025 FSC-klagomål.docx
@@ -1004,7 +1004,7 @@
     <w:r>
       <w:tab/>
       <w:tab/>
-      <w:t>2025-05-21</w:t>
+      <w:t>2025-05-22</w:t>
       <w:br/>
       <w:br/>
     </w:r>

--- a/klagomål/A 5346-2025 FSC-klagomål.docx
+++ b/klagomål/A 5346-2025 FSC-klagomål.docx
@@ -1004,7 +1004,7 @@
     <w:r>
       <w:tab/>
       <w:tab/>
-      <w:t>2025-05-22</w:t>
+      <w:t>2025-05-23</w:t>
       <w:br/>
       <w:br/>
     </w:r>

--- a/klagomål/A 5346-2025 FSC-klagomål.docx
+++ b/klagomål/A 5346-2025 FSC-klagomål.docx
@@ -1004,7 +1004,7 @@
     <w:r>
       <w:tab/>
       <w:tab/>
-      <w:t>2025-05-23</w:t>
+      <w:t>2025-05-24</w:t>
       <w:br/>
       <w:br/>
     </w:r>

--- a/klagomål/A 5346-2025 FSC-klagomål.docx
+++ b/klagomål/A 5346-2025 FSC-klagomål.docx
@@ -1004,7 +1004,7 @@
     <w:r>
       <w:tab/>
       <w:tab/>
-      <w:t>2025-05-24</w:t>
+      <w:t>2025-05-25</w:t>
       <w:br/>
       <w:br/>
     </w:r>

--- a/klagomål/A 5346-2025 FSC-klagomål.docx
+++ b/klagomål/A 5346-2025 FSC-klagomål.docx
@@ -1004,7 +1004,7 @@
     <w:r>
       <w:tab/>
       <w:tab/>
-      <w:t>2025-05-25</w:t>
+      <w:t>2025-05-26</w:t>
       <w:br/>
       <w:br/>
     </w:r>

--- a/klagomål/A 5346-2025 FSC-klagomål.docx
+++ b/klagomål/A 5346-2025 FSC-klagomål.docx
@@ -1004,7 +1004,7 @@
     <w:r>
       <w:tab/>
       <w:tab/>
-      <w:t>2025-05-26</w:t>
+      <w:t>2025-05-27</w:t>
       <w:br/>
       <w:br/>
     </w:r>

--- a/klagomål/A 5346-2025 FSC-klagomål.docx
+++ b/klagomål/A 5346-2025 FSC-klagomål.docx
@@ -1004,7 +1004,7 @@
     <w:r>
       <w:tab/>
       <w:tab/>
-      <w:t>2025-05-27</w:t>
+      <w:t>2025-05-30</w:t>
       <w:br/>
       <w:br/>
     </w:r>

--- a/klagomål/A 5346-2025 FSC-klagomål.docx
+++ b/klagomål/A 5346-2025 FSC-klagomål.docx
@@ -1004,7 +1004,7 @@
     <w:r>
       <w:tab/>
       <w:tab/>
-      <w:t>2025-05-30</w:t>
+      <w:t>2025-06-01</w:t>
       <w:br/>
       <w:br/>
     </w:r>

--- a/klagomål/A 5346-2025 FSC-klagomål.docx
+++ b/klagomål/A 5346-2025 FSC-klagomål.docx
@@ -1004,7 +1004,7 @@
     <w:r>
       <w:tab/>
       <w:tab/>
-      <w:t>2025-06-01</w:t>
+      <w:t>2025-06-02</w:t>
       <w:br/>
       <w:br/>
     </w:r>

--- a/klagomål/A 5346-2025 FSC-klagomål.docx
+++ b/klagomål/A 5346-2025 FSC-klagomål.docx
@@ -1004,7 +1004,7 @@
     <w:r>
       <w:tab/>
       <w:tab/>
-      <w:t>2025-06-02</w:t>
+      <w:t>2025-06-03</w:t>
       <w:br/>
       <w:br/>
     </w:r>

--- a/klagomål/A 5346-2025 FSC-klagomål.docx
+++ b/klagomål/A 5346-2025 FSC-klagomål.docx
@@ -1004,7 +1004,7 @@
     <w:r>
       <w:tab/>
       <w:tab/>
-      <w:t>2025-06-03</w:t>
+      <w:t>2025-06-04</w:t>
       <w:br/>
       <w:br/>
     </w:r>

--- a/klagomål/A 5346-2025 FSC-klagomål.docx
+++ b/klagomål/A 5346-2025 FSC-klagomål.docx
@@ -1004,7 +1004,7 @@
     <w:r>
       <w:tab/>
       <w:tab/>
-      <w:t>2025-06-04</w:t>
+      <w:t>2025-06-05</w:t>
       <w:br/>
       <w:br/>
     </w:r>

--- a/klagomål/A 5346-2025 FSC-klagomål.docx
+++ b/klagomål/A 5346-2025 FSC-klagomål.docx
@@ -1004,7 +1004,7 @@
     <w:r>
       <w:tab/>
       <w:tab/>
-      <w:t>2025-06-05</w:t>
+      <w:t>2025-06-13</w:t>
       <w:br/>
       <w:br/>
     </w:r>

--- a/klagomål/A 5346-2025 FSC-klagomål.docx
+++ b/klagomål/A 5346-2025 FSC-klagomål.docx
@@ -1004,7 +1004,7 @@
     <w:r>
       <w:tab/>
       <w:tab/>
-      <w:t>2025-06-13</w:t>
+      <w:t>2025-06-15</w:t>
       <w:br/>
       <w:br/>
     </w:r>

--- a/klagomål/A 5346-2025 FSC-klagomål.docx
+++ b/klagomål/A 5346-2025 FSC-klagomål.docx
@@ -1004,7 +1004,7 @@
     <w:r>
       <w:tab/>
       <w:tab/>
-      <w:t>2025-06-15</w:t>
+      <w:t>2025-06-16</w:t>
       <w:br/>
       <w:br/>
     </w:r>

--- a/klagomål/A 5346-2025 FSC-klagomål.docx
+++ b/klagomål/A 5346-2025 FSC-klagomål.docx
@@ -1004,7 +1004,7 @@
     <w:r>
       <w:tab/>
       <w:tab/>
-      <w:t>2025-06-16</w:t>
+      <w:t>2025-06-17</w:t>
       <w:br/>
       <w:br/>
     </w:r>

--- a/klagomål/A 5346-2025 FSC-klagomål.docx
+++ b/klagomål/A 5346-2025 FSC-klagomål.docx
@@ -1004,7 +1004,7 @@
     <w:r>
       <w:tab/>
       <w:tab/>
-      <w:t>2025-06-17</w:t>
+      <w:t>2025-06-18</w:t>
       <w:br/>
       <w:br/>
     </w:r>

--- a/klagomål/A 5346-2025 FSC-klagomål.docx
+++ b/klagomål/A 5346-2025 FSC-klagomål.docx
@@ -1004,7 +1004,7 @@
     <w:r>
       <w:tab/>
       <w:tab/>
-      <w:t>2025-06-18</w:t>
+      <w:t>2025-06-19</w:t>
       <w:br/>
       <w:br/>
     </w:r>

--- a/klagomål/A 5346-2025 FSC-klagomål.docx
+++ b/klagomål/A 5346-2025 FSC-klagomål.docx
@@ -1004,7 +1004,7 @@
     <w:r>
       <w:tab/>
       <w:tab/>
-      <w:t>2025-06-19</w:t>
+      <w:t>2025-06-20</w:t>
       <w:br/>
       <w:br/>
     </w:r>

--- a/klagomål/A 5346-2025 FSC-klagomål.docx
+++ b/klagomål/A 5346-2025 FSC-klagomål.docx
@@ -1004,7 +1004,7 @@
     <w:r>
       <w:tab/>
       <w:tab/>
-      <w:t>2025-06-20</w:t>
+      <w:t>2025-06-21</w:t>
       <w:br/>
       <w:br/>
     </w:r>

--- a/klagomål/A 5346-2025 FSC-klagomål.docx
+++ b/klagomål/A 5346-2025 FSC-klagomål.docx
@@ -1004,7 +1004,7 @@
     <w:r>
       <w:tab/>
       <w:tab/>
-      <w:t>2025-06-21</w:t>
+      <w:t>2025-06-22</w:t>
       <w:br/>
       <w:br/>
     </w:r>

--- a/klagomål/A 5346-2025 FSC-klagomål.docx
+++ b/klagomål/A 5346-2025 FSC-klagomål.docx
@@ -1004,7 +1004,7 @@
     <w:r>
       <w:tab/>
       <w:tab/>
-      <w:t>2025-06-22</w:t>
+      <w:t>2025-06-23</w:t>
       <w:br/>
       <w:br/>
     </w:r>

--- a/klagomål/A 5346-2025 FSC-klagomål.docx
+++ b/klagomål/A 5346-2025 FSC-klagomål.docx
@@ -1004,7 +1004,7 @@
     <w:r>
       <w:tab/>
       <w:tab/>
-      <w:t>2025-06-23</w:t>
+      <w:t>2025-06-24</w:t>
       <w:br/>
       <w:br/>
     </w:r>

--- a/klagomål/A 5346-2025 FSC-klagomål.docx
+++ b/klagomål/A 5346-2025 FSC-klagomål.docx
@@ -1004,7 +1004,7 @@
     <w:r>
       <w:tab/>
       <w:tab/>
-      <w:t>2025-06-24</w:t>
+      <w:t>2025-06-25</w:t>
       <w:br/>
       <w:br/>
     </w:r>

--- a/klagomål/A 5346-2025 FSC-klagomål.docx
+++ b/klagomål/A 5346-2025 FSC-klagomål.docx
@@ -1004,7 +1004,7 @@
     <w:r>
       <w:tab/>
       <w:tab/>
-      <w:t>2025-06-25</w:t>
+      <w:t>2025-06-26</w:t>
       <w:br/>
       <w:br/>
     </w:r>

--- a/klagomål/A 5346-2025 FSC-klagomål.docx
+++ b/klagomål/A 5346-2025 FSC-klagomål.docx
@@ -1004,7 +1004,7 @@
     <w:r>
       <w:tab/>
       <w:tab/>
-      <w:t>2025-06-26</w:t>
+      <w:t>2025-06-27</w:t>
       <w:br/>
       <w:br/>
     </w:r>

--- a/klagomål/A 5346-2025 FSC-klagomål.docx
+++ b/klagomål/A 5346-2025 FSC-klagomål.docx
@@ -1004,7 +1004,7 @@
     <w:r>
       <w:tab/>
       <w:tab/>
-      <w:t>2025-06-27</w:t>
+      <w:t>2025-06-28</w:t>
       <w:br/>
       <w:br/>
     </w:r>

--- a/klagomål/A 5346-2025 FSC-klagomål.docx
+++ b/klagomål/A 5346-2025 FSC-klagomål.docx
@@ -1004,7 +1004,7 @@
     <w:r>
       <w:tab/>
       <w:tab/>
-      <w:t>2025-06-28</w:t>
+      <w:t>2025-06-29</w:t>
       <w:br/>
       <w:br/>
     </w:r>

--- a/klagomål/A 5346-2025 FSC-klagomål.docx
+++ b/klagomål/A 5346-2025 FSC-klagomål.docx
@@ -1004,7 +1004,7 @@
     <w:r>
       <w:tab/>
       <w:tab/>
-      <w:t>2025-06-29</w:t>
+      <w:t>2025-06-30</w:t>
       <w:br/>
       <w:br/>
     </w:r>

--- a/klagomål/A 5346-2025 FSC-klagomål.docx
+++ b/klagomål/A 5346-2025 FSC-klagomål.docx
@@ -1004,7 +1004,7 @@
     <w:r>
       <w:tab/>
       <w:tab/>
-      <w:t>2025-06-30</w:t>
+      <w:t>2025-07-01</w:t>
       <w:br/>
       <w:br/>
     </w:r>

--- a/klagomål/A 5346-2025 FSC-klagomål.docx
+++ b/klagomål/A 5346-2025 FSC-klagomål.docx
@@ -1004,7 +1004,7 @@
     <w:r>
       <w:tab/>
       <w:tab/>
-      <w:t>2025-07-01</w:t>
+      <w:t>2025-07-02</w:t>
       <w:br/>
       <w:br/>
     </w:r>

--- a/klagomål/A 5346-2025 FSC-klagomål.docx
+++ b/klagomål/A 5346-2025 FSC-klagomål.docx
@@ -1004,7 +1004,7 @@
     <w:r>
       <w:tab/>
       <w:tab/>
-      <w:t>2025-07-02</w:t>
+      <w:t>2025-07-03</w:t>
       <w:br/>
       <w:br/>
     </w:r>

--- a/klagomål/A 5346-2025 FSC-klagomål.docx
+++ b/klagomål/A 5346-2025 FSC-klagomål.docx
@@ -1004,7 +1004,7 @@
     <w:r>
       <w:tab/>
       <w:tab/>
-      <w:t>2025-07-03</w:t>
+      <w:t>2025-07-04</w:t>
       <w:br/>
       <w:br/>
     </w:r>

--- a/klagomål/A 5346-2025 FSC-klagomål.docx
+++ b/klagomål/A 5346-2025 FSC-klagomål.docx
@@ -1004,7 +1004,7 @@
     <w:r>
       <w:tab/>
       <w:tab/>
-      <w:t>2025-07-04</w:t>
+      <w:t>2025-07-05</w:t>
       <w:br/>
       <w:br/>
     </w:r>

--- a/klagomål/A 5346-2025 FSC-klagomål.docx
+++ b/klagomål/A 5346-2025 FSC-klagomål.docx
@@ -1004,7 +1004,7 @@
     <w:r>
       <w:tab/>
       <w:tab/>
-      <w:t>2025-07-05</w:t>
+      <w:t>2025-07-06</w:t>
       <w:br/>
       <w:br/>
     </w:r>

--- a/klagomål/A 5346-2025 FSC-klagomål.docx
+++ b/klagomål/A 5346-2025 FSC-klagomål.docx
@@ -1004,7 +1004,7 @@
     <w:r>
       <w:tab/>
       <w:tab/>
-      <w:t>2025-07-06</w:t>
+      <w:t>2025-07-07</w:t>
       <w:br/>
       <w:br/>
     </w:r>

--- a/klagomål/A 5346-2025 FSC-klagomål.docx
+++ b/klagomål/A 5346-2025 FSC-klagomål.docx
@@ -1004,7 +1004,7 @@
     <w:r>
       <w:tab/>
       <w:tab/>
-      <w:t>2025-07-07</w:t>
+      <w:t>2025-07-08</w:t>
       <w:br/>
       <w:br/>
     </w:r>

--- a/klagomål/A 5346-2025 FSC-klagomål.docx
+++ b/klagomål/A 5346-2025 FSC-klagomål.docx
@@ -1004,7 +1004,7 @@
     <w:r>
       <w:tab/>
       <w:tab/>
-      <w:t>2025-07-08</w:t>
+      <w:t>2025-07-09</w:t>
       <w:br/>
       <w:br/>
     </w:r>

--- a/klagomål/A 5346-2025 FSC-klagomål.docx
+++ b/klagomål/A 5346-2025 FSC-klagomål.docx
@@ -1004,7 +1004,7 @@
     <w:r>
       <w:tab/>
       <w:tab/>
-      <w:t>2025-07-09</w:t>
+      <w:t>2025-07-11</w:t>
       <w:br/>
       <w:br/>
     </w:r>

--- a/klagomål/A 5346-2025 FSC-klagomål.docx
+++ b/klagomål/A 5346-2025 FSC-klagomål.docx
@@ -1004,7 +1004,7 @@
     <w:r>
       <w:tab/>
       <w:tab/>
-      <w:t>2025-07-11</w:t>
+      <w:t>2025-07-12</w:t>
       <w:br/>
       <w:br/>
     </w:r>

--- a/klagomål/A 5346-2025 FSC-klagomål.docx
+++ b/klagomål/A 5346-2025 FSC-klagomål.docx
@@ -1004,7 +1004,7 @@
     <w:r>
       <w:tab/>
       <w:tab/>
-      <w:t>2025-07-12</w:t>
+      <w:t>2025-07-13</w:t>
       <w:br/>
       <w:br/>
     </w:r>

--- a/klagomål/A 5346-2025 FSC-klagomål.docx
+++ b/klagomål/A 5346-2025 FSC-klagomål.docx
@@ -1004,7 +1004,7 @@
     <w:r>
       <w:tab/>
       <w:tab/>
-      <w:t>2025-07-13</w:t>
+      <w:t>2025-07-14</w:t>
       <w:br/>
       <w:br/>
     </w:r>

--- a/klagomål/A 5346-2025 FSC-klagomål.docx
+++ b/klagomål/A 5346-2025 FSC-klagomål.docx
@@ -1042,7 +1042,7 @@
     <w:r>
       <w:tab/>
       <w:tab/>
-      <w:t>2025-08-06</w:t>
+      <w:t>2025-08-09</w:t>
       <w:br/>
       <w:br/>
     </w:r>
